--- a/CareLink_경진대회_제안서.docx
+++ b/CareLink_경진대회_제안서.docx
@@ -309,7 +309,7 @@
               <w:rPr>
                 <w:sz w:val="18"/>
               </w:rPr>
-              <w:t>(대표자)</w:t>
+              <w:t>이종재</w:t>
             </w:r>
           </w:p>
         </w:tc>
@@ -322,7 +322,7 @@
               <w:rPr>
                 <w:sz w:val="18"/>
               </w:rPr>
-              <w:t>(소속기입)</w:t>
+              <w:t>개인</w:t>
             </w:r>
           </w:p>
         </w:tc>
@@ -335,7 +335,7 @@
               <w:rPr>
                 <w:sz w:val="18"/>
               </w:rPr>
-              <w:t>(직위기입)</w:t>
+              <w:t>-</w:t>
             </w:r>
           </w:p>
         </w:tc>
@@ -348,7 +348,7 @@
               <w:rPr>
                 <w:sz w:val="18"/>
               </w:rPr>
-              <w:t>010-0000-0000</w:t>
+              <w:t>010-3293-0639</w:t>
             </w:r>
           </w:p>
         </w:tc>
@@ -361,7 +361,7 @@
               <w:rPr>
                 <w:sz w:val="18"/>
               </w:rPr>
-              <w:t>(이메일기입)</w:t>
+              <w:t>leeyonsei78@gmail.com</w:t>
             </w:r>
           </w:p>
         </w:tc>
@@ -545,7 +545,9 @@
               <w:rPr>
                 <w:sz w:val="18"/>
               </w:rPr>
-              <w:t>(기입 필요)</w:t>
+            </w:r>
+            <w:r>
+              <w:t>개인</w:t>
             </w:r>
           </w:p>
         </w:tc>
@@ -573,7 +575,9 @@
               <w:rPr>
                 <w:sz w:val="18"/>
               </w:rPr>
-              <w:t>(기입 필요)</w:t>
+            </w:r>
+            <w:r>
+              <w:t>개인</w:t>
             </w:r>
           </w:p>
         </w:tc>
@@ -601,7 +605,9 @@
               <w:rPr>
                 <w:sz w:val="18"/>
               </w:rPr>
-              <w:t>(기입 필요)</w:t>
+            </w:r>
+            <w:r>
+              <w:t>CareLink팀</w:t>
             </w:r>
           </w:p>
         </w:tc>

--- a/CareLink_경진대회_제안서.docx
+++ b/CareLink_경진대회_제안서.docx
@@ -1053,6 +1053,90 @@
           </w:p>
         </w:tc>
       </w:tr>
+      <w:tr>
+        <w:tc>
+          <w:tcPr>
+            <w:tcW w:type="dxa" w:w="2351"/>
+          </w:tcPr>
+          <w:p>
+            <w:r>
+              <w:t>G1E (건강검진결과)</w:t>
+            </w:r>
+          </w:p>
+        </w:tc>
+        <w:tc>
+          <w:tcPr>
+            <w:tcW w:type="dxa" w:w="2351"/>
+          </w:tcPr>
+          <w:p>
+            <w:r>
+              <w:t>1,192만 건</w:t>
+            </w:r>
+          </w:p>
+        </w:tc>
+        <w:tc>
+          <w:tcPr>
+            <w:tcW w:type="dxa" w:w="2351"/>
+          </w:tcPr>
+          <w:p>
+            <w:r>
+              <w:t>2007~2023</w:t>
+            </w:r>
+          </w:p>
+        </w:tc>
+        <w:tc>
+          <w:tcPr>
+            <w:tcW w:type="dxa" w:w="2351"/>
+          </w:tcPr>
+          <w:p>
+            <w:r>
+              <w:t>G1E_BP_SYS·G1E_FBS·G1E_SGOT 등 실측 검진수치 → 만성질환 위험 예측 모델 학습 피처</w:t>
+            </w:r>
+          </w:p>
+        </w:tc>
+      </w:tr>
+      <w:tr>
+        <w:tc>
+          <w:tcPr>
+            <w:tcW w:type="dxa" w:w="2351"/>
+          </w:tcPr>
+          <w:p>
+            <w:r>
+              <w:t>G1Q (건강검진문진)</w:t>
+            </w:r>
+          </w:p>
+        </w:tc>
+        <w:tc>
+          <w:tcPr>
+            <w:tcW w:type="dxa" w:w="2351"/>
+          </w:tcPr>
+          <w:p>
+            <w:r>
+              <w:t>1,200만 건</w:t>
+            </w:r>
+          </w:p>
+        </w:tc>
+        <w:tc>
+          <w:tcPr>
+            <w:tcW w:type="dxa" w:w="2351"/>
+          </w:tcPr>
+          <w:p>
+            <w:r>
+              <w:t>2007~2023</w:t>
+            </w:r>
+          </w:p>
+        </w:tc>
+        <w:tc>
+          <w:tcPr>
+            <w:tcW w:type="dxa" w:w="2351"/>
+          </w:tcPr>
+          <w:p>
+            <w:r>
+              <w:t>Q_FHX_HTN·Q_FHX_DM·Q_FHX_ETC(가족력) → 위험 배율 보정 → AUC 0.85+ 목표</w:t>
+            </w:r>
+          </w:p>
+        </w:tc>
+      </w:tr>
     </w:tbl>
     <w:p/>
     <w:p>
@@ -1218,6 +1302,284 @@
       </w:tr>
     </w:tbl>
     <w:p/>
+    <w:p/>
+    <w:p>
+      <w:r>
+        <w:rPr>
+          <w:b/>
+        </w:rPr>
+        <w:t xml:space="preserve">3-3. 광주테크노파크(광주TP) 이노베이션 존 보관데이터 — 임상 심화 분석 (Phase 4)</w:t>
+      </w:r>
+    </w:p>
+    <w:p>
+      <w:r>
+        <w:t xml:space="preserve">이노베이션 존 데이터가 "연 1회 건강검진 스냅샷" 기반이라면, 광주TP는 "입원·외래 매방문 실시간 임상 데이터"입니다. 건강검진과 건강검진 사이 1년 공백의 건강 변화를 포착하고, 중증화 경로·수술 이력을 직접 관찰합니다.</w:t>
+      </w:r>
+    </w:p>
+    <w:tbl>
+      <w:tblPr>
+        <w:tblStyle w:val="TableGrid"/>
+        <w:tblW w:w="9360" w:type="dxa"/>
+      </w:tblPr>
+      <w:tblGrid>
+        <w:gridCol w:w="2200"/>
+        <w:gridCol w:w="1200"/>
+        <w:gridCol w:w="1160"/>
+        <w:gridCol w:w="4800"/>
+      </w:tblGrid>
+      <w:tr>
+        <w:tc>
+          <w:p>
+            <w:r>
+              <w:rPr>
+                <w:b/>
+              </w:rPr>
+              <w:t xml:space="preserve">데이터(테이블)</w:t>
+            </w:r>
+          </w:p>
+        </w:tc>
+        <w:tc>
+          <w:p>
+            <w:r>
+              <w:rPr>
+                <w:b/>
+              </w:rPr>
+              <w:t xml:space="preserve">건수</w:t>
+            </w:r>
+          </w:p>
+        </w:tc>
+        <w:tc>
+          <w:p>
+            <w:r>
+              <w:rPr>
+                <w:b/>
+              </w:rPr>
+              <w:t xml:space="preserve">적재기간</w:t>
+            </w:r>
+          </w:p>
+        </w:tc>
+        <w:tc>
+          <w:p>
+            <w:r>
+              <w:rPr>
+                <w:b/>
+              </w:rPr>
+              <w:t xml:space="preserve">활용 목적</w:t>
+            </w:r>
+          </w:p>
+        </w:tc>
+      </w:tr>
+      <w:tr>
+        <w:tc>
+          <w:p>
+            <w:r>
+              <w:t xml:space="preserve">cdw_itg_vhs (통합내원)</w:t>
+            </w:r>
+          </w:p>
+        </w:tc>
+        <w:tc>
+          <w:p>
+            <w:r>
+              <w:t xml:space="preserve">693만건</w:t>
+            </w:r>
+          </w:p>
+        </w:tc>
+        <w:tc>
+          <w:p>
+            <w:r>
+              <w:t xml:space="preserve">2025~현재</w:t>
+            </w:r>
+          </w:p>
+        </w:tc>
+        <w:tc>
+          <w:p>
+            <w:r>
+              <w:t xml:space="preserve">입원일수·퇴원유형·사망일자 → 질환별 실제 입원 부담 패턴 → 실손보험 보장 적정 수준 추천</w:t>
+            </w:r>
+          </w:p>
+        </w:tc>
+      </w:tr>
+      <w:tr>
+        <w:tc>
+          <w:p>
+            <w:r>
+              <w:t xml:space="preserve">cdw_itg_diag_inf (통합진단정보)</w:t>
+            </w:r>
+          </w:p>
+        </w:tc>
+        <w:tc>
+          <w:p>
+            <w:r>
+              <w:t xml:space="preserve">2,383만건</w:t>
+            </w:r>
+          </w:p>
+        </w:tc>
+        <w:tc>
+          <w:p>
+            <w:r>
+              <w:t xml:space="preserve">2025~현재</w:t>
+            </w:r>
+          </w:p>
+        </w:tc>
+        <w:tc>
+          <w:p>
+            <w:r>
+              <w:t xml:space="preserve">KCD 진단코드 시계열 → 건강검진 이후 발병·중증화 경로 추적 → 검진 후 1년 공백 위험 보완</w:t>
+            </w:r>
+          </w:p>
+        </w:tc>
+      </w:tr>
+      <w:tr>
+        <w:tc>
+          <w:p>
+            <w:r>
+              <w:t xml:space="preserve">cdw_psmn_vtls (신체계측활력징후)</w:t>
+            </w:r>
+          </w:p>
+        </w:tc>
+        <w:tc>
+          <w:p>
+            <w:r>
+              <w:t xml:space="preserve">7,402만건</w:t>
+            </w:r>
+          </w:p>
+        </w:tc>
+        <w:tc>
+          <w:p>
+            <w:r>
+              <w:t xml:space="preserve">2025~현재</w:t>
+            </w:r>
+          </w:p>
+        </w:tc>
+        <w:tc>
+          <w:p>
+            <w:r>
+              <w:t xml:space="preserve">매방문 혈압·맥박 측정값 → 연 1회 G1E 검진수치 보완 → 상시 위험 모니터링 피처 추가</w:t>
+            </w:r>
+          </w:p>
+        </w:tc>
+      </w:tr>
+      <w:tr>
+        <w:tc>
+          <w:p>
+            <w:r>
+              <w:t xml:space="preserve">cdw_ptn_deth (환자사망)</w:t>
+            </w:r>
+          </w:p>
+        </w:tc>
+        <w:tc>
+          <w:p>
+            <w:r>
+              <w:t xml:space="preserve">5,173건</w:t>
+            </w:r>
+          </w:p>
+        </w:tc>
+        <w:tc>
+          <w:p>
+            <w:r>
+              <w:t xml:space="preserve">2025~현재</w:t>
+            </w:r>
+          </w:p>
+        </w:tc>
+        <w:tc>
+          <w:p>
+            <w:r>
+              <w:t xml:space="preserve">사망원인·직접사인 → DEATH 국가통계 검증 및 임상 세부 사망 패턴 → 종신·간병보험 필요 판단 정밀화</w:t>
+            </w:r>
+          </w:p>
+        </w:tc>
+      </w:tr>
+      <w:tr>
+        <w:tc>
+          <w:p>
+            <w:r>
+              <w:t xml:space="preserve">cdw_ptn_cpct (환자합병증)</w:t>
+            </w:r>
+          </w:p>
+        </w:tc>
+        <w:tc>
+          <w:p>
+            <w:r>
+              <w:t xml:space="preserve">3,660건</w:t>
+            </w:r>
+          </w:p>
+        </w:tc>
+        <w:tc>
+          <w:p>
+            <w:r>
+              <w:t xml:space="preserve">2025~현재</w:t>
+            </w:r>
+          </w:p>
+        </w:tc>
+        <w:tc>
+          <w:p>
+            <w:r>
+              <w:t xml:space="preserve">수술·시술 후 합병증 발생 패턴 → 수술 특약 필요성 자동 감지</w:t>
+            </w:r>
+          </w:p>
+        </w:tc>
+      </w:tr>
+      <w:tr>
+        <w:tc>
+          <w:p>
+            <w:r>
+              <w:t xml:space="preserve">cdw_itg_sgr_sprc (통합수술시술)</w:t>
+            </w:r>
+          </w:p>
+        </w:tc>
+        <w:tc>
+          <w:p>
+            <w:r>
+              <w:t xml:space="preserve">64,083건</w:t>
+            </w:r>
+          </w:p>
+        </w:tc>
+        <w:tc>
+          <w:p>
+            <w:r>
+              <w:t xml:space="preserve">2025~현재</w:t>
+            </w:r>
+          </w:p>
+        </w:tc>
+        <w:tc>
+          <w:p>
+            <w:r>
+              <w:t xml:space="preserve">수술·시술 이력 → 수술 후 재발 위험 산출 → 간병·실손 강화 추천</w:t>
+            </w:r>
+          </w:p>
+        </w:tc>
+      </w:tr>
+      <w:tr>
+        <w:tc>
+          <w:p>
+            <w:r>
+              <w:t xml:space="preserve">cdw_itg_lflg_msrm_rslt (라이프로그)</w:t>
+            </w:r>
+          </w:p>
+        </w:tc>
+        <w:tc>
+          <w:p>
+            <w:r>
+              <w:t xml:space="preserve">253만건</w:t>
+            </w:r>
+          </w:p>
+        </w:tc>
+        <w:tc>
+          <w:p>
+            <w:r>
+              <w:t xml:space="preserve">2025~현재</w:t>
+            </w:r>
+          </w:p>
+        </w:tc>
+        <w:tc>
+          <w:p>
+            <w:r>
+              <w:t xml:space="preserve">웨어러블·IoT 일상 건강 측정값 → 건강 행동 개선 인센티브 연계 → 예방형 보험료 할인 모델 (국내 최초)</w:t>
+            </w:r>
+          </w:p>
+        </w:tc>
+      </w:tr>
+    </w:tbl>
     <w:p>
       <w:pPr>
         <w:spacing w:before="240" w:after="80"/>
@@ -2348,10 +2710,7 @@
           </w:tcPr>
           <w:p>
             <w:r>
-              <w:rPr>
-                <w:sz w:val="18"/>
-              </w:rPr>
-              <w:t>~2년</w:t>
+              <w:t>~1년 6개월</w:t>
             </w:r>
           </w:p>
         </w:tc>
@@ -2361,10 +2720,135 @@
           </w:tcPr>
           <w:p>
             <w:r>
-              <w:rPr>
-                <w:sz w:val="18"/>
-              </w:rPr>
-              <w:t>마이데이터 연동 → 전국민 건강·보험 통합 서비스</w:t>
+              <w:t>RGST 병기별 암 확진 경제적 타격 시뮬레이션 + BFC 저소득 미수검 고위험군 공적 보험 연계</w:t>
+            </w:r>
+          </w:p>
+        </w:tc>
+      </w:tr>
+      <w:tr>
+        <w:tc>
+          <w:tcPr>
+            <w:tcW w:type="dxa" w:w="3135"/>
+          </w:tcPr>
+          <w:p>
+            <w:r>
+              <w:t>4단계 ①</w:t>
+            </w:r>
+          </w:p>
+        </w:tc>
+        <w:tc>
+          <w:tcPr>
+            <w:tcW w:type="dxa" w:w="3135"/>
+          </w:tcPr>
+          <w:p>
+            <w:r>
+              <w:t>~2년</w:t>
+            </w:r>
+          </w:p>
+        </w:tc>
+        <w:tc>
+          <w:tcPr>
+            <w:tcW w:type="dxa" w:w="3135"/>
+          </w:tcPr>
+          <w:p>
+            <w:r>
+              <w:t>광주TP cdw_itg_vhs + cdw_ptn_deth: 질환별 실제 입원일수·사망 패턴 → DEATH 통계 검증 + 광주·전남 지역 보정값 산출</w:t>
+            </w:r>
+          </w:p>
+        </w:tc>
+      </w:tr>
+      <w:tr>
+        <w:tc>
+          <w:tcPr>
+            <w:tcW w:type="dxa" w:w="3135"/>
+          </w:tcPr>
+          <w:p>
+            <w:r>
+              <w:t>4단계 ②</w:t>
+            </w:r>
+          </w:p>
+        </w:tc>
+        <w:tc>
+          <w:tcPr>
+            <w:tcW w:type="dxa" w:w="3135"/>
+          </w:tcPr>
+          <w:p>
+            <w:r>
+              <w:t>~2년</w:t>
+            </w:r>
+          </w:p>
+        </w:tc>
+        <w:tc>
+          <w:tcPr>
+            <w:tcW w:type="dxa" w:w="3135"/>
+          </w:tcPr>
+          <w:p>
+            <w:r>
+              <w:t>광주TP cdw_psmn_vtls (활력징후 7,402만건): 건강검진(연 1회) 사각지대 보완 → 외래 방문마다 위험도 실시간 재산출</w:t>
+            </w:r>
+          </w:p>
+        </w:tc>
+      </w:tr>
+      <w:tr>
+        <w:tc>
+          <w:tcPr>
+            <w:tcW w:type="dxa" w:w="3135"/>
+          </w:tcPr>
+          <w:p>
+            <w:r>
+              <w:t>4단계 ③</w:t>
+            </w:r>
+          </w:p>
+        </w:tc>
+        <w:tc>
+          <w:tcPr>
+            <w:tcW w:type="dxa" w:w="3135"/>
+          </w:tcPr>
+          <w:p>
+            <w:r>
+              <w:t>~2년</w:t>
+            </w:r>
+          </w:p>
+        </w:tc>
+        <w:tc>
+          <w:tcPr>
+            <w:tcW w:type="dxa" w:w="3135"/>
+          </w:tcPr>
+          <w:p>
+            <w:r>
+              <w:t>광주TP cdw_itg_sgr_sprc + cdw_ptn_cpct: 수술·시술 이력 + 합병증 패턴 → 수술 특약 자동 강화 추천</w:t>
+            </w:r>
+          </w:p>
+        </w:tc>
+      </w:tr>
+      <w:tr>
+        <w:tc>
+          <w:tcPr>
+            <w:tcW w:type="dxa" w:w="3135"/>
+          </w:tcPr>
+          <w:p>
+            <w:r>
+              <w:t>4단계 ④</w:t>
+            </w:r>
+          </w:p>
+        </w:tc>
+        <w:tc>
+          <w:tcPr>
+            <w:tcW w:type="dxa" w:w="3135"/>
+          </w:tcPr>
+          <w:p>
+            <w:r>
+              <w:t>~2년</w:t>
+            </w:r>
+          </w:p>
+        </w:tc>
+        <w:tc>
+          <w:tcPr>
+            <w:tcW w:type="dxa" w:w="3135"/>
+          </w:tcPr>
+          <w:p>
+            <w:r>
+              <w:t>광주TP 라이프로그 cdw_itg_lflg_msrm_rslt (253만건): 웨어러블 건강 데이터 × 보험료 인센티브 → 예방형 보험 모델 (국내 최초)</w:t>
             </w:r>
           </w:p>
         </w:tc>
@@ -2382,6 +2866,36 @@
           <w:sz w:val="28"/>
         </w:rPr>
         <w:t>8. 참신성 (10점)</w:t>
+      </w:r>
+    </w:p>
+    <w:p>
+      <w:r>
+        <w:t xml:space="preserve">① 의료·금융 이종 가명데이터 결합: 암등록·진료·사망 가명정보 × 보험 공시데이터 연계 — 국내 최초</w:t>
+      </w:r>
+    </w:p>
+    <w:p>
+      <w:r>
+        <w:t xml:space="preserve">② 건강보험료 분위(BFC) → 보험료 추천 필터: 소득 수준별 납부 가능 범위 자동 산정</w:t>
+      </w:r>
+    </w:p>
+    <w:p>
+      <w:r>
+        <w:t xml:space="preserve">③ 5년 생존율 기반 보험 종류 자동 결정: DEATH 데이터의 생존율로 종신·간병보험 필요성 자동 판단</w:t>
+      </w:r>
+    </w:p>
+    <w:p>
+      <w:r>
+        <w:t xml:space="preserve">④ 가명정보 패턴 기반 즉시 시연 가능 서비스: 참조 스키마만으로 동작하는 완성 데모 제공</w:t>
+      </w:r>
+    </w:p>
+    <w:p>
+      <w:r>
+        <w:t xml:space="preserve">⑤ T400 상병코드 시퀀스 역추적 — 암 전구 패턴 발굴: RGST 확진자 역추적, 확진 전 12~24개월 KCD 시퀀스 매칭</w:t>
+      </w:r>
+    </w:p>
+    <w:p>
+      <w:r>
+        <w:t xml:space="preserve">⑥ 라이프로그(웨어러블) × 보험료 인센티브 연계: 광주TP cdw_itg_lflg_msrm_rslt 일상 건강 데이터 × 보험료 할인 — 예방형 보험 인센티브 모델 국내 최초</w:t>
       </w:r>
     </w:p>
     <w:tbl>
@@ -2652,6 +3166,38 @@
                 <w:sz w:val="18"/>
               </w:rPr>
               <w:t>GPT-4o + 로지스틱 모델 하이브리드</w:t>
+            </w:r>
+          </w:p>
+        </w:tc>
+      </w:tr>
+      <w:tr>
+        <w:tc>
+          <w:tcPr>
+            <w:tcW w:type="dxa" w:w="3135"/>
+          </w:tcPr>
+          <w:p>
+            <w:r>
+              <w:t>데이터 시점</w:t>
+            </w:r>
+          </w:p>
+        </w:tc>
+        <w:tc>
+          <w:tcPr>
+            <w:tcW w:type="dxa" w:w="3135"/>
+          </w:tcPr>
+          <w:p>
+            <w:r>
+              <w:t>가입 시점 단발 입력</w:t>
+            </w:r>
+          </w:p>
+        </w:tc>
+        <w:tc>
+          <w:tcPr>
+            <w:tcW w:type="dxa" w:w="3135"/>
+          </w:tcPr>
+          <w:p>
+            <w:r>
+              <w:t>연 1회 검진 + 실시간 임상(활력징후·진단) + 라이프로그 3중 레이어</w:t>
             </w:r>
           </w:p>
         </w:tc>
